--- a/tests/org.obeonetwork.m2doc.tests/resources/linkServices/asBookmarkTextRef/asBookmarkTextRef-expected-generation.docx
+++ b/tests/org.obeonetwork.m2doc.tests/resources/linkServices/asBookmarkTextRef/asBookmarkTextRef-expected-generation.docx
@@ -73,23 +73,23 @@
         </w:rPr>
         <w:t/>
       </w:r>
-      <w:r w:rsidR="47D3EE1061E2434882CF7F62E7E33B86">
+      <w:r w:rsidR="597761F409AB46E9BA4880E2CE2AF7EC">
         <w:fldChar w:fldCharType="begin"/>
       </w:r>
-      <w:r w:rsidR="47D3EE1061E2434882CF7F62E7E33B86">
+      <w:r w:rsidR="597761F409AB46E9BA4880E2CE2AF7EC">
         <w:instrText xml:space="preserve"> REF Art1 \h </w:instrText>
       </w:r>
-      <w:r w:rsidR="47D3EE1061E2434882CF7F62E7E33B86">
+      <w:r w:rsidR="597761F409AB46E9BA4880E2CE2AF7EC">
         <w:fldChar w:fldCharType="separate"/>
       </w:r>
-      <w:r w:rsidR="47D3EE1061E2434882CF7F62E7E33B86">
+      <w:r w:rsidR="597761F409AB46E9BA4880E2CE2AF7EC">
         <w:rPr>
           <w:noProof/>
           <w:b w:val="on"/>
         </w:rPr>
         <w:t xsi:nil="true"/>
       </w:r>
-      <w:r w:rsidR="47D3EE1061E2434882CF7F62E7E33B86">
+      <w:r w:rsidR="597761F409AB46E9BA4880E2CE2AF7EC">
         <w:fldChar w:fldCharType="end"/>
       </w:r>
     </w:p>
@@ -121,7 +121,7 @@
         </w:rPr>
         <w:t/>
       </w:r>
-      <w:bookmarkStart w:name="Art1" w:id="128982835809755697034591003215945106865"/>
+      <w:bookmarkStart w:name="Art1" w:id="169377428172370292679603104389467084531"/>
       <w:r>
         <w:rPr>
           <w:color w:val="E36C0A" w:themeColor="accent6" w:themeShade="BF"/>
@@ -129,7 +129,7 @@
         </w:rPr>
         <w:t>Definition of Artifact1</w:t>
       </w:r>
-      <w:bookmarkEnd w:id="128982835809755697034591003215945106865"/>
+      <w:bookmarkEnd w:id="169377428172370292679603104389467084531"/>
     </w:p>
     <w:p>
       <w:pPr>
@@ -159,23 +159,23 @@
         </w:rPr>
         <w:t/>
       </w:r>
-      <w:r w:rsidR="47D3EE1061E2434882CF7F62E7E33B86">
+      <w:r w:rsidR="597761F409AB46E9BA4880E2CE2AF7EC">
         <w:fldChar w:fldCharType="begin"/>
       </w:r>
-      <w:r w:rsidR="47D3EE1061E2434882CF7F62E7E33B86">
+      <w:r w:rsidR="597761F409AB46E9BA4880E2CE2AF7EC">
         <w:instrText xml:space="preserve"> REF Art1 \h </w:instrText>
       </w:r>
-      <w:r w:rsidR="47D3EE1061E2434882CF7F62E7E33B86">
+      <w:r w:rsidR="597761F409AB46E9BA4880E2CE2AF7EC">
         <w:fldChar w:fldCharType="separate"/>
       </w:r>
-      <w:r w:rsidR="47D3EE1061E2434882CF7F62E7E33B86">
+      <w:r w:rsidR="597761F409AB46E9BA4880E2CE2AF7EC">
         <w:rPr>
           <w:noProof/>
           <w:b w:val="on"/>
         </w:rPr>
         <w:t xsi:nil="true"/>
       </w:r>
-      <w:r w:rsidR="47D3EE1061E2434882CF7F62E7E33B86">
+      <w:r w:rsidR="597761F409AB46E9BA4880E2CE2AF7EC">
         <w:fldChar w:fldCharType="end"/>
       </w:r>
     </w:p>

--- a/tests/org.obeonetwork.m2doc.tests/resources/linkServices/asBookmarkTextRef/asBookmarkTextRef-expected-generation.docx
+++ b/tests/org.obeonetwork.m2doc.tests/resources/linkServices/asBookmarkTextRef/asBookmarkTextRef-expected-generation.docx
@@ -73,23 +73,23 @@
         </w:rPr>
         <w:t/>
       </w:r>
-      <w:r w:rsidR="47D3EE1061E2434882CF7F62E7E33B86">
+      <w:r w:rsidR="4634A2592A83413E8AB6CE5EDB29C9C0">
         <w:fldChar w:fldCharType="begin"/>
       </w:r>
-      <w:r w:rsidR="47D3EE1061E2434882CF7F62E7E33B86">
+      <w:r w:rsidR="4634A2592A83413E8AB6CE5EDB29C9C0">
         <w:instrText xml:space="preserve"> REF Art1 \h </w:instrText>
       </w:r>
-      <w:r w:rsidR="47D3EE1061E2434882CF7F62E7E33B86">
+      <w:r w:rsidR="4634A2592A83413E8AB6CE5EDB29C9C0">
         <w:fldChar w:fldCharType="separate"/>
       </w:r>
-      <w:r w:rsidR="47D3EE1061E2434882CF7F62E7E33B86">
+      <w:r w:rsidR="4634A2592A83413E8AB6CE5EDB29C9C0">
         <w:rPr>
           <w:noProof/>
           <w:b w:val="on"/>
         </w:rPr>
         <w:t xsi:nil="true"/>
       </w:r>
-      <w:r w:rsidR="47D3EE1061E2434882CF7F62E7E33B86">
+      <w:r w:rsidR="4634A2592A83413E8AB6CE5EDB29C9C0">
         <w:fldChar w:fldCharType="end"/>
       </w:r>
     </w:p>
@@ -121,7 +121,7 @@
         </w:rPr>
         <w:t/>
       </w:r>
-      <w:bookmarkStart w:name="Art1" w:id="128982835809755697034591003215945106865"/>
+      <w:bookmarkStart w:name="Art1" w:id="10973721412405332411511877664614622039"/>
       <w:r>
         <w:rPr>
           <w:color w:val="E36C0A" w:themeColor="accent6" w:themeShade="BF"/>
@@ -129,7 +129,7 @@
         </w:rPr>
         <w:t>Definition of Artifact1</w:t>
       </w:r>
-      <w:bookmarkEnd w:id="128982835809755697034591003215945106865"/>
+      <w:bookmarkEnd w:id="10973721412405332411511877664614622039"/>
     </w:p>
     <w:p>
       <w:pPr>
@@ -159,23 +159,23 @@
         </w:rPr>
         <w:t/>
       </w:r>
-      <w:r w:rsidR="47D3EE1061E2434882CF7F62E7E33B86">
+      <w:r w:rsidR="4634A2592A83413E8AB6CE5EDB29C9C0">
         <w:fldChar w:fldCharType="begin"/>
       </w:r>
-      <w:r w:rsidR="47D3EE1061E2434882CF7F62E7E33B86">
+      <w:r w:rsidR="4634A2592A83413E8AB6CE5EDB29C9C0">
         <w:instrText xml:space="preserve"> REF Art1 \h </w:instrText>
       </w:r>
-      <w:r w:rsidR="47D3EE1061E2434882CF7F62E7E33B86">
+      <w:r w:rsidR="4634A2592A83413E8AB6CE5EDB29C9C0">
         <w:fldChar w:fldCharType="separate"/>
       </w:r>
-      <w:r w:rsidR="47D3EE1061E2434882CF7F62E7E33B86">
+      <w:r w:rsidR="4634A2592A83413E8AB6CE5EDB29C9C0">
         <w:rPr>
           <w:noProof/>
           <w:b w:val="on"/>
         </w:rPr>
         <w:t xsi:nil="true"/>
       </w:r>
-      <w:r w:rsidR="47D3EE1061E2434882CF7F62E7E33B86">
+      <w:r w:rsidR="4634A2592A83413E8AB6CE5EDB29C9C0">
         <w:fldChar w:fldCharType="end"/>
       </w:r>
     </w:p>
